--- a/writing/Chapter 3 - 3.7 Risk Management/WRITING_GUIDE.docx
+++ b/writing/Chapter 3 - 3.7 Risk Management/WRITING_GUIDE.docx
@@ -1042,7 +1042,7 @@
               <w:rPr>
                 <w:sz w:val="13"/>
               </w:rPr>
-              <w:t>Free API models retired mid-project (Llama 3.3 on Groq, DeepSeek on GitHub Models, Gemini quota)</w:t>
+              <w:t>Free API models retired or withdrawn mid-project (Llama 3.3 on Groq, DeepSeek on GitHub Models, Gemini quota, Mistral Large 403 on both team accounts)</w:t>
             </w:r>
           </w:p>
         </w:tc>
@@ -1098,7 +1098,7 @@
               <w:rPr>
                 <w:sz w:val="13"/>
               </w:rPr>
-              <w:t>Judge panel from 3 providers; retired-judge data kept, replacement judge added</w:t>
+              <w:t>Judge panel from several providers; final comparison on the two judges that scored every system; two- vs three-judge panel checked (rho 0.98, same ranking)</w:t>
             </w:r>
           </w:p>
         </w:tc>
@@ -1398,7 +1398,7 @@
               <w:rPr>
                 <w:sz w:val="13"/>
               </w:rPr>
-              <w:t>Multiple independent signals: rules, WASSA, 3 AI judges, human study; length-matched analysis</w:t>
+              <w:t>Multiple independent signals: rules, WASSA, AI-judge panel, human study; length-matched analysis</w:t>
             </w:r>
           </w:p>
         </w:tc>
